--- a/Проєктування інформаційних систем/лаб9/PIS_L_9_Horetskyi_KNms1-B23.docx
+++ b/Проєктування інформаційних систем/лаб9/PIS_L_9_Horetskyi_KNms1-B23.docx
@@ -574,6 +574,7 @@
           <w:noProof/>
           <w:sz w:val="28"/>
           <w:szCs w:val="28"/>
+          <w:lang w:val="ru-RU"/>
         </w:rPr>
       </w:pPr>
       <w:r>
@@ -591,8 +592,9 @@
           <w:noProof/>
           <w:sz w:val="28"/>
           <w:szCs w:val="28"/>
-        </w:rPr>
-        <w:t>4</w:t>
+          <w:lang w:val="ru-RU"/>
+        </w:rPr>
+        <w:t>5</w:t>
       </w:r>
     </w:p>
     <w:p>
@@ -1374,6 +1376,7 @@
           <w:sz w:val="28"/>
           <w:szCs w:val="28"/>
         </w:rPr>
+        <w:lastRenderedPageBreak/>
         <w:t>3. Діаграма розгортання</w:t>
       </w:r>
     </w:p>
@@ -1383,30 +1386,50 @@
         <w:spacing w:before="0" w:beforeAutospacing="0" w:after="0" w:afterAutospacing="0" w:line="360" w:lineRule="auto"/>
         <w:jc w:val="both"/>
         <w:rPr>
-          <w:rStyle w:val="a9"/>
-          <w:sz w:val="28"/>
-          <w:szCs w:val="28"/>
-        </w:rPr>
-      </w:pPr>
-      <w:r>
-        <w:rPr>
-          <w:rStyle w:val="a9"/>
-          <w:sz w:val="28"/>
-          <w:szCs w:val="28"/>
-        </w:rPr>
-        <w:t>[ТУТ ВСТАВИТИ ДІАГРАМУ РОЗГОРТАННЯ UML]</w:t>
-      </w:r>
-    </w:p>
-    <w:p>
-      <w:pPr>
-        <w:pStyle w:val="a8"/>
-        <w:spacing w:before="0" w:beforeAutospacing="0" w:after="0" w:afterAutospacing="0" w:line="360" w:lineRule="auto"/>
-        <w:jc w:val="both"/>
-        <w:rPr>
-          <w:sz w:val="28"/>
-          <w:szCs w:val="28"/>
-        </w:rPr>
-      </w:pPr>
+          <w:sz w:val="28"/>
+          <w:szCs w:val="28"/>
+        </w:rPr>
+      </w:pPr>
+      <w:r>
+        <w:rPr>
+          <w:noProof/>
+        </w:rPr>
+        <w:drawing>
+          <wp:inline distT="0" distB="0" distL="0" distR="0" wp14:anchorId="6C57D6B6" wp14:editId="775B6B2D">
+            <wp:extent cx="6480175" cy="6710045"/>
+            <wp:effectExtent l="0" t="0" r="0" b="0"/>
+            <wp:docPr id="1" name="Рисунок 1"/>
+            <wp:cNvGraphicFramePr>
+              <a:graphicFrameLocks xmlns:a="http://schemas.openxmlformats.org/drawingml/2006/main" noChangeAspect="1"/>
+            </wp:cNvGraphicFramePr>
+            <a:graphic xmlns:a="http://schemas.openxmlformats.org/drawingml/2006/main">
+              <a:graphicData uri="http://schemas.openxmlformats.org/drawingml/2006/picture">
+                <pic:pic xmlns:pic="http://schemas.openxmlformats.org/drawingml/2006/picture">
+                  <pic:nvPicPr>
+                    <pic:cNvPr id="1" name=""/>
+                    <pic:cNvPicPr/>
+                  </pic:nvPicPr>
+                  <pic:blipFill>
+                    <a:blip r:embed="rId7"/>
+                    <a:stretch>
+                      <a:fillRect/>
+                    </a:stretch>
+                  </pic:blipFill>
+                  <pic:spPr>
+                    <a:xfrm>
+                      <a:off x="0" y="0"/>
+                      <a:ext cx="6480175" cy="6710045"/>
+                    </a:xfrm>
+                    <a:prstGeom prst="rect">
+                      <a:avLst/>
+                    </a:prstGeom>
+                  </pic:spPr>
+                </pic:pic>
+              </a:graphicData>
+            </a:graphic>
+          </wp:inline>
+        </w:drawing>
+      </w:r>
     </w:p>
     <w:p>
       <w:pPr>
@@ -1466,15 +1489,7 @@
           <w:sz w:val="28"/>
           <w:szCs w:val="28"/>
         </w:rPr>
-        <w:t xml:space="preserve">. Було визначено основні фізичні вузли, </w:t>
-      </w:r>
-      <w:r>
-        <w:rPr>
-          <w:sz w:val="28"/>
-          <w:szCs w:val="28"/>
-        </w:rPr>
-        <w:lastRenderedPageBreak/>
-        <w:t>середовища виконання, а також канали зв’язку між ними. Діаграма дає змогу чітко уявити фізичну інфраструктуру системи.</w:t>
+        <w:t>. Було визначено основні фізичні вузли, середовища виконання, а також канали зв’язку між ними. Діаграма дає змогу чітко уявити фізичну інфраструктуру системи.</w:t>
       </w:r>
     </w:p>
     <w:p>
@@ -1487,9 +1502,40 @@
           <w:lang w:eastAsia="uk-UA"/>
         </w:rPr>
       </w:pPr>
+      <w:hyperlink r:id="rId8" w:history="1">
+        <w:r>
+          <w:rPr>
+            <w:rStyle w:val="aa"/>
+            <w:rFonts w:ascii="Times New Roman" w:eastAsia="Times New Roman" w:hAnsi="Times New Roman" w:cs="Times New Roman"/>
+            <w:sz w:val="28"/>
+            <w:szCs w:val="28"/>
+            <w:lang w:eastAsia="uk-UA"/>
+          </w:rPr>
+          <w:t>https://drive.google.com/f</w:t>
+        </w:r>
+        <w:r>
+          <w:rPr>
+            <w:rStyle w:val="aa"/>
+            <w:rFonts w:ascii="Times New Roman" w:eastAsia="Times New Roman" w:hAnsi="Times New Roman" w:cs="Times New Roman"/>
+            <w:sz w:val="28"/>
+            <w:szCs w:val="28"/>
+            <w:lang w:eastAsia="uk-UA"/>
+          </w:rPr>
+          <w:t>i</w:t>
+        </w:r>
+        <w:r>
+          <w:rPr>
+            <w:rStyle w:val="aa"/>
+            <w:rFonts w:ascii="Times New Roman" w:eastAsia="Times New Roman" w:hAnsi="Times New Roman" w:cs="Times New Roman"/>
+            <w:sz w:val="28"/>
+            <w:szCs w:val="28"/>
+            <w:lang w:eastAsia="uk-UA"/>
+          </w:rPr>
+          <w:t>le/d/1Yhk_xNZzBHjbVref0BX7eFwvwIqLK1D5/view?usp=drive_link</w:t>
+        </w:r>
+      </w:hyperlink>
     </w:p>
     <w:sectPr>
-      <w:headerReference w:type="default" r:id="rId7"/>
       <w:pgSz w:w="11906" w:h="16838"/>
       <w:pgMar w:top="567" w:right="567" w:bottom="567" w:left="1134" w:header="284" w:footer="284" w:gutter="0"/>
       <w:cols w:space="708"/>
@@ -1548,85 +1594,6 @@
     </w:p>
   </w:footnote>
 </w:footnotes>
-</file>
-
-<file path=word/header1.xml><?xml version="1.0" encoding="utf-8"?>
-<w:hdr xmlns:wpc="http://schemas.microsoft.com/office/word/2010/wordprocessingCanvas" xmlns:cx="http://schemas.microsoft.com/office/drawing/2014/chartex" xmlns:cx1="http://schemas.microsoft.com/office/drawing/2015/9/8/chartex" xmlns:cx2="http://schemas.microsoft.com/office/drawing/2015/10/21/chartex" xmlns:cx3="http://schemas.microsoft.com/office/drawing/2016/5/9/chartex" xmlns:cx4="http://schemas.microsoft.com/office/drawing/2016/5/10/chartex" xmlns:cx5="http://schemas.microsoft.com/office/drawing/2016/5/11/chartex" xmlns:cx6="http://schemas.microsoft.com/office/drawing/2016/5/12/chartex" xmlns:cx7="http://schemas.microsoft.com/office/drawing/2016/5/13/chartex" xmlns:cx8="http://schemas.microsoft.com/office/drawing/2016/5/14/chartex" xmlns:mc="http://schemas.openxmlformats.org/markup-compatibility/2006" xmlns:aink="http://schemas.microsoft.com/office/drawing/2016/ink" xmlns:am3d="http://schemas.microsoft.com/office/drawing/2017/model3d" xmlns:o="urn:schemas-microsoft-com:office:office" xmlns:r="http://schemas.openxmlformats.org/officeDocument/2006/relationships" xmlns:m="http://schemas.openxmlformats.org/officeDocument/2006/math" xmlns:v="urn:schemas-microsoft-com:vml" xmlns:wp14="http://schemas.microsoft.com/office/word/2010/wordprocessingDrawing" xmlns:wp="http://schemas.openxmlformats.org/drawingml/2006/wordprocessingDrawing" xmlns:w10="urn:schemas-microsoft-com:office:word" xmlns:w="http://schemas.openxmlformats.org/wordprocessingml/2006/main" xmlns:w14="http://schemas.microsoft.com/office/word/2010/wordml" xmlns:w15="http://schemas.microsoft.com/office/word/2012/wordml" xmlns:w16cex="http://schemas.microsoft.com/office/word/2018/wordml/cex" xmlns:w16cid="http://schemas.microsoft.com/office/word/2016/wordml/cid" xmlns:w16="http://schemas.microsoft.com/office/word/2018/wordml" xmlns:w16sdtdh="http://schemas.microsoft.com/office/word/2020/wordml/sdtdatahash" xmlns:w16se="http://schemas.microsoft.com/office/word/2015/wordml/symex" xmlns:wpg="http://schemas.microsoft.com/office/word/2010/wordprocessingGroup" xmlns:wpi="http://schemas.microsoft.com/office/word/2010/wordprocessingInk" xmlns:wne="http://schemas.microsoft.com/office/word/2006/wordml" xmlns:wps="http://schemas.microsoft.com/office/word/2010/wordprocessingShape" mc:Ignorable="w14 w15 w16se w16cid w16 w16cex w16sdtdh wp14">
-  <w:sdt>
-    <w:sdtPr>
-      <w:id w:val="1211298239"/>
-      <w:docPartObj>
-        <w:docPartGallery w:val="Page Numbers (Top of Page)"/>
-        <w:docPartUnique/>
-      </w:docPartObj>
-    </w:sdtPr>
-    <w:sdtEndPr>
-      <w:rPr>
-        <w:rFonts w:ascii="Times New Roman" w:hAnsi="Times New Roman" w:cs="Times New Roman"/>
-        <w:sz w:val="24"/>
-        <w:szCs w:val="24"/>
-      </w:rPr>
-    </w:sdtEndPr>
-    <w:sdtContent>
-      <w:p>
-        <w:pPr>
-          <w:pStyle w:val="a4"/>
-          <w:jc w:val="right"/>
-          <w:rPr>
-            <w:rFonts w:ascii="Times New Roman" w:hAnsi="Times New Roman" w:cs="Times New Roman"/>
-            <w:sz w:val="24"/>
-            <w:szCs w:val="24"/>
-          </w:rPr>
-        </w:pPr>
-        <w:r>
-          <w:rPr>
-            <w:rFonts w:ascii="Times New Roman" w:hAnsi="Times New Roman" w:cs="Times New Roman"/>
-            <w:sz w:val="24"/>
-            <w:szCs w:val="24"/>
-          </w:rPr>
-          <w:fldChar w:fldCharType="begin"/>
-        </w:r>
-        <w:r>
-          <w:rPr>
-            <w:rFonts w:ascii="Times New Roman" w:hAnsi="Times New Roman" w:cs="Times New Roman"/>
-            <w:sz w:val="24"/>
-            <w:szCs w:val="24"/>
-          </w:rPr>
-          <w:instrText>PAGE   \* MERGEFORMAT</w:instrText>
-        </w:r>
-        <w:r>
-          <w:rPr>
-            <w:rFonts w:ascii="Times New Roman" w:hAnsi="Times New Roman" w:cs="Times New Roman"/>
-            <w:sz w:val="24"/>
-            <w:szCs w:val="24"/>
-          </w:rPr>
-          <w:fldChar w:fldCharType="separate"/>
-        </w:r>
-        <w:r>
-          <w:rPr>
-            <w:rFonts w:ascii="Times New Roman" w:hAnsi="Times New Roman" w:cs="Times New Roman"/>
-            <w:sz w:val="24"/>
-            <w:szCs w:val="24"/>
-          </w:rPr>
-          <w:t>2</w:t>
-        </w:r>
-        <w:r>
-          <w:rPr>
-            <w:rFonts w:ascii="Times New Roman" w:hAnsi="Times New Roman" w:cs="Times New Roman"/>
-            <w:sz w:val="24"/>
-            <w:szCs w:val="24"/>
-          </w:rPr>
-          <w:fldChar w:fldCharType="end"/>
-        </w:r>
-      </w:p>
-    </w:sdtContent>
-  </w:sdt>
-  <w:p>
-    <w:pPr>
-      <w:pStyle w:val="a4"/>
-    </w:pPr>
-  </w:p>
-</w:hdr>
 </file>
 
 <file path=word/numbering.xml><?xml version="1.0" encoding="utf-8"?>
